--- a/Tuần 5/PHIẾU_BÁO CÁO HỌC TẬP CÁ NHÂN NHÓM.docx
+++ b/Tuần 5/PHIẾU_BÁO CÁO HỌC TẬP CÁ NHÂN NHÓM.docx
@@ -395,8 +395,6 @@
         </w:rPr>
         <w:t>Hoàng</w:t>
       </w:r>
-      <w:bookmarkStart w:id="0" w:name="_GoBack"/>
-      <w:bookmarkEnd w:id="0"/>
       <w:r>
         <w:rPr>
           <w:color w:val="000000" w:themeColor="text1"/>
@@ -4330,8 +4328,35 @@
             </w14:solidFill>
           </w14:textFill>
         </w:rPr>
-        <w:t xml:space="preserve">                                            Lê Xuân Thiên</w:t>
-      </w:r>
+        <w:t xml:space="preserve">                                            Lê </w:t>
+      </w:r>
+      <w:r>
+        <w:rPr>
+          <w:rFonts w:hint="default"/>
+          <w:color w:val="000000" w:themeColor="text1"/>
+          <w:lang w:val="vi-VN"/>
+          <w14:textFill>
+            <w14:solidFill>
+              <w14:schemeClr w14:val="tx1"/>
+            </w14:solidFill>
+          </w14:textFill>
+        </w:rPr>
+        <w:t>Hoàng</w:t>
+      </w:r>
+      <w:r>
+        <w:rPr>
+          <w:color w:val="000000" w:themeColor="text1"/>
+          <w:lang w:val="vi-VN"/>
+          <w14:textFill>
+            <w14:solidFill>
+              <w14:schemeClr w14:val="tx1"/>
+            </w14:solidFill>
+          </w14:textFill>
+        </w:rPr>
+        <w:t xml:space="preserve"> Thiên</w:t>
+      </w:r>
+      <w:bookmarkStart w:id="0" w:name="_GoBack"/>
+      <w:bookmarkEnd w:id="0"/>
     </w:p>
     <w:p>
       <w:pPr>
@@ -5681,7 +5706,32 @@
             </w14:solidFill>
           </w14:textFill>
         </w:rPr>
-        <w:t>Lê Xuân Thiên</w:t>
+        <w:t xml:space="preserve">Lê </w:t>
+      </w:r>
+      <w:r>
+        <w:rPr>
+          <w:rFonts w:hint="default"/>
+          <w:color w:val="000000" w:themeColor="text1"/>
+          <w:lang w:val="vi-VN"/>
+          <w14:textFill>
+            <w14:solidFill>
+              <w14:schemeClr w14:val="tx1"/>
+            </w14:solidFill>
+          </w14:textFill>
+        </w:rPr>
+        <w:t>Hoàng</w:t>
+      </w:r>
+      <w:r>
+        <w:rPr>
+          <w:color w:val="000000" w:themeColor="text1"/>
+          <w:lang w:val="vi-VN"/>
+          <w14:textFill>
+            <w14:solidFill>
+              <w14:schemeClr w14:val="tx1"/>
+            </w14:solidFill>
+          </w14:textFill>
+        </w:rPr>
+        <w:t xml:space="preserve"> Thiên</w:t>
       </w:r>
     </w:p>
     <w:p>
@@ -6154,7 +6204,32 @@
                   </w14:solidFill>
                 </w14:textFill>
               </w:rPr>
-              <w:t>Lê Xuân Thiên</w:t>
+              <w:t xml:space="preserve">Lê </w:t>
+            </w:r>
+            <w:r>
+              <w:rPr>
+                <w:rFonts w:hint="default"/>
+                <w:color w:val="000000" w:themeColor="text1"/>
+                <w:lang w:val="vi-VN"/>
+                <w14:textFill>
+                  <w14:solidFill>
+                    <w14:schemeClr w14:val="tx1"/>
+                  </w14:solidFill>
+                </w14:textFill>
+              </w:rPr>
+              <w:t>Hoàng</w:t>
+            </w:r>
+            <w:r>
+              <w:rPr>
+                <w:color w:val="000000" w:themeColor="text1"/>
+                <w:lang w:val="vi-VN"/>
+                <w14:textFill>
+                  <w14:solidFill>
+                    <w14:schemeClr w14:val="tx1"/>
+                  </w14:solidFill>
+                </w14:textFill>
+              </w:rPr>
+              <w:t xml:space="preserve"> Thiên</w:t>
             </w:r>
           </w:p>
           <w:p>
@@ -6583,7 +6658,32 @@
                   </w14:solidFill>
                 </w14:textFill>
               </w:rPr>
-              <w:t>Lê Xuân Thiên</w:t>
+              <w:t xml:space="preserve">Lê </w:t>
+            </w:r>
+            <w:r>
+              <w:rPr>
+                <w:rFonts w:hint="default"/>
+                <w:color w:val="000000" w:themeColor="text1"/>
+                <w:lang w:val="vi-VN"/>
+                <w14:textFill>
+                  <w14:solidFill>
+                    <w14:schemeClr w14:val="tx1"/>
+                  </w14:solidFill>
+                </w14:textFill>
+              </w:rPr>
+              <w:t>Hoàng</w:t>
+            </w:r>
+            <w:r>
+              <w:rPr>
+                <w:color w:val="000000" w:themeColor="text1"/>
+                <w:lang w:val="vi-VN"/>
+                <w14:textFill>
+                  <w14:solidFill>
+                    <w14:schemeClr w14:val="tx1"/>
+                  </w14:solidFill>
+                </w14:textFill>
+              </w:rPr>
+              <w:t xml:space="preserve"> Thiên</w:t>
             </w:r>
           </w:p>
           <w:p>
@@ -6971,7 +7071,32 @@
                   </w14:solidFill>
                 </w14:textFill>
               </w:rPr>
-              <w:t>Lê Xuân Thiên</w:t>
+              <w:t xml:space="preserve">Lê </w:t>
+            </w:r>
+            <w:r>
+              <w:rPr>
+                <w:rFonts w:hint="default"/>
+                <w:color w:val="000000" w:themeColor="text1"/>
+                <w:lang w:val="vi-VN"/>
+                <w14:textFill>
+                  <w14:solidFill>
+                    <w14:schemeClr w14:val="tx1"/>
+                  </w14:solidFill>
+                </w14:textFill>
+              </w:rPr>
+              <w:t>Hoàng</w:t>
+            </w:r>
+            <w:r>
+              <w:rPr>
+                <w:color w:val="000000" w:themeColor="text1"/>
+                <w:lang w:val="vi-VN"/>
+                <w14:textFill>
+                  <w14:solidFill>
+                    <w14:schemeClr w14:val="tx1"/>
+                  </w14:solidFill>
+                </w14:textFill>
+              </w:rPr>
+              <w:t xml:space="preserve"> Thiên</w:t>
             </w:r>
           </w:p>
           <w:p>
@@ -7444,7 +7569,32 @@
                   </w14:solidFill>
                 </w14:textFill>
               </w:rPr>
-              <w:t>Lê Xuân Thiên</w:t>
+              <w:t xml:space="preserve">Lê </w:t>
+            </w:r>
+            <w:r>
+              <w:rPr>
+                <w:rFonts w:hint="default"/>
+                <w:color w:val="000000" w:themeColor="text1"/>
+                <w:lang w:val="vi-VN"/>
+                <w14:textFill>
+                  <w14:solidFill>
+                    <w14:schemeClr w14:val="tx1"/>
+                  </w14:solidFill>
+                </w14:textFill>
+              </w:rPr>
+              <w:t>Hoàng</w:t>
+            </w:r>
+            <w:r>
+              <w:rPr>
+                <w:color w:val="000000" w:themeColor="text1"/>
+                <w:lang w:val="vi-VN"/>
+                <w14:textFill>
+                  <w14:solidFill>
+                    <w14:schemeClr w14:val="tx1"/>
+                  </w14:solidFill>
+                </w14:textFill>
+              </w:rPr>
+              <w:t xml:space="preserve"> Thiên</w:t>
             </w:r>
           </w:p>
           <w:p>
@@ -7962,7 +8112,32 @@
                   </w14:solidFill>
                 </w14:textFill>
               </w:rPr>
-              <w:t>Lê Xuân Thiên</w:t>
+              <w:t xml:space="preserve">Lê </w:t>
+            </w:r>
+            <w:r>
+              <w:rPr>
+                <w:rFonts w:hint="default"/>
+                <w:color w:val="000000" w:themeColor="text1"/>
+                <w:lang w:val="vi-VN"/>
+                <w14:textFill>
+                  <w14:solidFill>
+                    <w14:schemeClr w14:val="tx1"/>
+                  </w14:solidFill>
+                </w14:textFill>
+              </w:rPr>
+              <w:t>Hoàng</w:t>
+            </w:r>
+            <w:r>
+              <w:rPr>
+                <w:color w:val="000000" w:themeColor="text1"/>
+                <w:lang w:val="vi-VN"/>
+                <w14:textFill>
+                  <w14:solidFill>
+                    <w14:schemeClr w14:val="tx1"/>
+                  </w14:solidFill>
+                </w14:textFill>
+              </w:rPr>
+              <w:t xml:space="preserve"> Thiên</w:t>
             </w:r>
           </w:p>
           <w:p>
